--- a/samples/documents/数据安全合规方案.docx
+++ b/samples/documents/数据安全合规方案.docx
@@ -77,7 +77,7 @@
           <w:sz w:val="22"/>
           <w:szCs w:val="22"/>
         </w:rPr>
-        <w:t xml:space="preserve">2026-06-24</w:t>
+        <w:t xml:space="preserve">2026-06-25</w:t>
       </w:r>
     </w:p>
     <w:p>
@@ -130,19 +130,139 @@
           <w:sz w:val="22"/>
           <w:szCs w:val="22"/>
         </w:rPr>
-        <w:t xml:space="preserve">适用法规：GDPR（欧盟）、中国个人信息保护法（PIPL）</w:t>
-      </w:r>
-    </w:p>
-    <w:p>
-      <w:pPr>
-        <w:spacing w:after="80"/>
-      </w:pPr>
-      <w:r>
-        <w:rPr>
-          <w:sz w:val="22"/>
-          <w:szCs w:val="22"/>
-        </w:rPr>
-        <w:t xml:space="preserve">合规目标：用户数据收集最小化、用户知情同意、数据存储安全、数据删除权保障、审计日志完整</w:t>
+        <w:t xml:space="preserve">本文档描述 i-Write 的数据安全与合规方案，确保符合 GDPR、中国个人信息保护法等法规要求。</w:t>
+      </w:r>
+    </w:p>
+    <w:p>
+      <w:pPr>
+        <w:spacing w:after="80"/>
+      </w:pPr>
+      <w:r>
+        <w:rPr>
+          <w:sz w:val="22"/>
+          <w:szCs w:val="22"/>
+        </w:rPr>
+        <w:t xml:space="preserve"/>
+      </w:r>
+    </w:p>
+    <w:p>
+      <w:pPr>
+        <w:spacing w:after="80"/>
+      </w:pPr>
+      <w:r>
+        <w:rPr>
+          <w:sz w:val="22"/>
+          <w:szCs w:val="22"/>
+        </w:rPr>
+        <w:t xml:space="preserve">适用法规：</w:t>
+      </w:r>
+    </w:p>
+    <w:p>
+      <w:pPr>
+        <w:spacing w:after="80"/>
+      </w:pPr>
+      <w:r>
+        <w:rPr>
+          <w:sz w:val="22"/>
+          <w:szCs w:val="22"/>
+        </w:rPr>
+        <w:t xml:space="preserve">- GDPR（欧盟通用数据保护条例）</w:t>
+      </w:r>
+    </w:p>
+    <w:p>
+      <w:pPr>
+        <w:spacing w:after="80"/>
+      </w:pPr>
+      <w:r>
+        <w:rPr>
+          <w:sz w:val="22"/>
+          <w:szCs w:val="22"/>
+        </w:rPr>
+        <w:t xml:space="preserve">- 中国个人信息保护法</w:t>
+      </w:r>
+    </w:p>
+    <w:p>
+      <w:pPr>
+        <w:spacing w:after="80"/>
+      </w:pPr>
+      <w:r>
+        <w:rPr>
+          <w:sz w:val="22"/>
+          <w:szCs w:val="22"/>
+        </w:rPr>
+        <w:t xml:space="preserve">- SOC 2 Type II（企业客户要求）</w:t>
+      </w:r>
+    </w:p>
+    <w:p>
+      <w:pPr>
+        <w:spacing w:after="80"/>
+      </w:pPr>
+      <w:r>
+        <w:rPr>
+          <w:sz w:val="22"/>
+          <w:szCs w:val="22"/>
+        </w:rPr>
+        <w:t xml:space="preserve"/>
+      </w:r>
+    </w:p>
+    <w:p>
+      <w:pPr>
+        <w:spacing w:after="80"/>
+      </w:pPr>
+      <w:r>
+        <w:rPr>
+          <w:sz w:val="22"/>
+          <w:szCs w:val="22"/>
+        </w:rPr>
+        <w:t xml:space="preserve">合规目标：</w:t>
+      </w:r>
+    </w:p>
+    <w:p>
+      <w:pPr>
+        <w:spacing w:after="80"/>
+      </w:pPr>
+      <w:r>
+        <w:rPr>
+          <w:sz w:val="22"/>
+          <w:szCs w:val="22"/>
+        </w:rPr>
+        <w:t xml:space="preserve">- 数据处理合法性基础明确</w:t>
+      </w:r>
+    </w:p>
+    <w:p>
+      <w:pPr>
+        <w:spacing w:after="80"/>
+      </w:pPr>
+      <w:r>
+        <w:rPr>
+          <w:sz w:val="22"/>
+          <w:szCs w:val="22"/>
+        </w:rPr>
+        <w:t xml:space="preserve">- 数据主体权利得到保障</w:t>
+      </w:r>
+    </w:p>
+    <w:p>
+      <w:pPr>
+        <w:spacing w:after="80"/>
+      </w:pPr>
+      <w:r>
+        <w:rPr>
+          <w:sz w:val="22"/>
+          <w:szCs w:val="22"/>
+        </w:rPr>
+        <w:t xml:space="preserve">- 数据安全措施到位</w:t>
+      </w:r>
+    </w:p>
+    <w:p>
+      <w:pPr>
+        <w:spacing w:after="80"/>
+      </w:pPr>
+      <w:r>
+        <w:rPr>
+          <w:sz w:val="22"/>
+          <w:szCs w:val="22"/>
+        </w:rPr>
+        <w:t xml:space="preserve">- 审计日志完整可追溯</w:t>
       </w:r>
     </w:p>
     <w:p>
@@ -169,67 +289,247 @@
           <w:sz w:val="22"/>
           <w:szCs w:val="22"/>
         </w:rPr>
-        <w:t xml:space="preserve">数据类型 | 示例 | 敏感等级 | 保留期限</w:t>
-      </w:r>
-    </w:p>
-    <w:p>
-      <w:pPr>
-        <w:spacing w:after="80"/>
-      </w:pPr>
-      <w:r>
-        <w:rPr>
-          <w:sz w:val="22"/>
-          <w:szCs w:val="22"/>
-        </w:rPr>
-        <w:t xml:space="preserve">用户数据（PII） | 姓名、邮箱、头像 | 高 | 用户删除前</w:t>
-      </w:r>
-    </w:p>
-    <w:p>
-      <w:pPr>
-        <w:spacing w:after="80"/>
-      </w:pPr>
-      <w:r>
-        <w:rPr>
-          <w:sz w:val="22"/>
-          <w:szCs w:val="22"/>
-        </w:rPr>
-        <w:t xml:space="preserve">文档内容 | 用户生成的文档 | 中 | 用户删除前</w:t>
-      </w:r>
-    </w:p>
-    <w:p>
-      <w:pPr>
-        <w:spacing w:after="80"/>
-      </w:pPr>
-      <w:r>
-        <w:rPr>
-          <w:sz w:val="22"/>
-          <w:szCs w:val="22"/>
-        </w:rPr>
-        <w:t xml:space="preserve">知识库数据 | 上传的文件、切片 | 中 | 用户删除前</w:t>
-      </w:r>
-    </w:p>
-    <w:p>
-      <w:pPr>
-        <w:spacing w:after="80"/>
-      </w:pPr>
-      <w:r>
-        <w:rPr>
-          <w:sz w:val="22"/>
-          <w:szCs w:val="22"/>
-        </w:rPr>
-        <w:t xml:space="preserve">日志数据 | 操作日志、错误日志 | 低 | 30 天</w:t>
-      </w:r>
-    </w:p>
-    <w:p>
-      <w:pPr>
-        <w:spacing w:after="80"/>
-      </w:pPr>
-      <w:r>
-        <w:rPr>
-          <w:sz w:val="22"/>
-          <w:szCs w:val="22"/>
-        </w:rPr>
-        <w:t xml:space="preserve">审计日志 | 写操作记录 | 中 | 1 年</w:t>
+        <w:t xml:space="preserve">数据类型分类：</w:t>
+      </w:r>
+    </w:p>
+    <w:p>
+      <w:pPr>
+        <w:spacing w:after="80"/>
+      </w:pPr>
+      <w:r>
+        <w:rPr>
+          <w:sz w:val="22"/>
+          <w:szCs w:val="22"/>
+        </w:rPr>
+        <w:t xml:space="preserve"/>
+      </w:r>
+    </w:p>
+    <w:p>
+      <w:pPr>
+        <w:spacing w:after="80"/>
+      </w:pPr>
+      <w:r>
+        <w:rPr>
+          <w:sz w:val="22"/>
+          <w:szCs w:val="22"/>
+        </w:rPr>
+        <w:t xml:space="preserve">用户数据（PII）：</w:t>
+      </w:r>
+    </w:p>
+    <w:p>
+      <w:pPr>
+        <w:spacing w:after="80"/>
+      </w:pPr>
+      <w:r>
+        <w:rPr>
+          <w:sz w:val="22"/>
+          <w:szCs w:val="22"/>
+        </w:rPr>
+        <w:t xml:space="preserve">- 姓名、邮箱、头像</w:t>
+      </w:r>
+    </w:p>
+    <w:p>
+      <w:pPr>
+        <w:spacing w:after="80"/>
+      </w:pPr>
+      <w:r>
+        <w:rPr>
+          <w:sz w:val="22"/>
+          <w:szCs w:val="22"/>
+        </w:rPr>
+        <w:t xml:space="preserve">- OAuth Token（加密存储）</w:t>
+      </w:r>
+    </w:p>
+    <w:p>
+      <w:pPr>
+        <w:spacing w:after="80"/>
+      </w:pPr>
+      <w:r>
+        <w:rPr>
+          <w:sz w:val="22"/>
+          <w:szCs w:val="22"/>
+        </w:rPr>
+        <w:t xml:space="preserve">- 登录日志（IP、User-Agent）</w:t>
+      </w:r>
+    </w:p>
+    <w:p>
+      <w:pPr>
+        <w:spacing w:after="80"/>
+      </w:pPr>
+      <w:r>
+        <w:rPr>
+          <w:sz w:val="22"/>
+          <w:szCs w:val="22"/>
+        </w:rPr>
+        <w:t xml:space="preserve"/>
+      </w:r>
+    </w:p>
+    <w:p>
+      <w:pPr>
+        <w:spacing w:after="80"/>
+      </w:pPr>
+      <w:r>
+        <w:rPr>
+          <w:sz w:val="22"/>
+          <w:szCs w:val="22"/>
+        </w:rPr>
+        <w:t xml:space="preserve">文档内容：</w:t>
+      </w:r>
+    </w:p>
+    <w:p>
+      <w:pPr>
+        <w:spacing w:after="80"/>
+      </w:pPr>
+      <w:r>
+        <w:rPr>
+          <w:sz w:val="22"/>
+          <w:szCs w:val="22"/>
+        </w:rPr>
+        <w:t xml:space="preserve">- 用户生成的文档</w:t>
+      </w:r>
+    </w:p>
+    <w:p>
+      <w:pPr>
+        <w:spacing w:after="80"/>
+      </w:pPr>
+      <w:r>
+        <w:rPr>
+          <w:sz w:val="22"/>
+          <w:szCs w:val="22"/>
+        </w:rPr>
+        <w:t xml:space="preserve">- 知识库中的文档</w:t>
+      </w:r>
+    </w:p>
+    <w:p>
+      <w:pPr>
+        <w:spacing w:after="80"/>
+      </w:pPr>
+      <w:r>
+        <w:rPr>
+          <w:sz w:val="22"/>
+          <w:szCs w:val="22"/>
+        </w:rPr>
+        <w:t xml:space="preserve">- 检索结果和生成内容</w:t>
+      </w:r>
+    </w:p>
+    <w:p>
+      <w:pPr>
+        <w:spacing w:after="80"/>
+      </w:pPr>
+      <w:r>
+        <w:rPr>
+          <w:sz w:val="22"/>
+          <w:szCs w:val="22"/>
+        </w:rPr>
+        <w:t xml:space="preserve"/>
+      </w:r>
+    </w:p>
+    <w:p>
+      <w:pPr>
+        <w:spacing w:after="80"/>
+      </w:pPr>
+      <w:r>
+        <w:rPr>
+          <w:sz w:val="22"/>
+          <w:szCs w:val="22"/>
+        </w:rPr>
+        <w:t xml:space="preserve">日志数据：</w:t>
+      </w:r>
+    </w:p>
+    <w:p>
+      <w:pPr>
+        <w:spacing w:after="80"/>
+      </w:pPr>
+      <w:r>
+        <w:rPr>
+          <w:sz w:val="22"/>
+          <w:szCs w:val="22"/>
+        </w:rPr>
+        <w:t xml:space="preserve">- 应用日志（30 天保留）</w:t>
+      </w:r>
+    </w:p>
+    <w:p>
+      <w:pPr>
+        <w:spacing w:after="80"/>
+      </w:pPr>
+      <w:r>
+        <w:rPr>
+          <w:sz w:val="22"/>
+          <w:szCs w:val="22"/>
+        </w:rPr>
+        <w:t xml:space="preserve">- 审计日志（1 年保留）</w:t>
+      </w:r>
+    </w:p>
+    <w:p>
+      <w:pPr>
+        <w:spacing w:after="80"/>
+      </w:pPr>
+      <w:r>
+        <w:rPr>
+          <w:sz w:val="22"/>
+          <w:szCs w:val="22"/>
+        </w:rPr>
+        <w:t xml:space="preserve">- 错误日志（30 天保留）</w:t>
+      </w:r>
+    </w:p>
+    <w:p>
+      <w:pPr>
+        <w:spacing w:after="80"/>
+      </w:pPr>
+      <w:r>
+        <w:rPr>
+          <w:sz w:val="22"/>
+          <w:szCs w:val="22"/>
+        </w:rPr>
+        <w:t xml:space="preserve"/>
+      </w:r>
+    </w:p>
+    <w:p>
+      <w:pPr>
+        <w:spacing w:after="80"/>
+      </w:pPr>
+      <w:r>
+        <w:rPr>
+          <w:sz w:val="22"/>
+          <w:szCs w:val="22"/>
+        </w:rPr>
+        <w:t xml:space="preserve">支付数据：</w:t>
+      </w:r>
+    </w:p>
+    <w:p>
+      <w:pPr>
+        <w:spacing w:after="80"/>
+      </w:pPr>
+      <w:r>
+        <w:rPr>
+          <w:sz w:val="22"/>
+          <w:szCs w:val="22"/>
+        </w:rPr>
+        <w:t xml:space="preserve">- 订阅信息（套餐、状态）</w:t>
+      </w:r>
+    </w:p>
+    <w:p>
+      <w:pPr>
+        <w:spacing w:after="80"/>
+      </w:pPr>
+      <w:r>
+        <w:rPr>
+          <w:sz w:val="22"/>
+          <w:szCs w:val="22"/>
+        </w:rPr>
+        <w:t xml:space="preserve">- 支付记录（Stripe 处理，我们不存储信用卡信息）</w:t>
+      </w:r>
+    </w:p>
+    <w:p>
+      <w:pPr>
+        <w:spacing w:after="80"/>
+      </w:pPr>
+      <w:r>
+        <w:rPr>
+          <w:sz w:val="22"/>
+          <w:szCs w:val="22"/>
+        </w:rPr>
+        <w:t xml:space="preserve">- 发票信息（7 年保留）</w:t>
       </w:r>
     </w:p>
     <w:p>
@@ -244,7 +544,91 @@
           <w:sz w:val="26"/>
           <w:szCs w:val="26"/>
         </w:rPr>
-        <w:t xml:space="preserve">3. 安全措施</w:t>
+        <w:t xml:space="preserve">3. 数据安全措施</w:t>
+      </w:r>
+    </w:p>
+    <w:p>
+      <w:pPr>
+        <w:spacing w:after="80"/>
+      </w:pPr>
+      <w:r>
+        <w:rPr>
+          <w:sz w:val="22"/>
+          <w:szCs w:val="22"/>
+        </w:rPr>
+        <w:t xml:space="preserve">传输加密：</w:t>
+      </w:r>
+    </w:p>
+    <w:p>
+      <w:pPr>
+        <w:spacing w:after="80"/>
+      </w:pPr>
+      <w:r>
+        <w:rPr>
+          <w:sz w:val="22"/>
+          <w:szCs w:val="22"/>
+        </w:rPr>
+        <w:t xml:space="preserve">- 全站 HTTPS（TLS 1.3）</w:t>
+      </w:r>
+    </w:p>
+    <w:p>
+      <w:pPr>
+        <w:spacing w:after="80"/>
+      </w:pPr>
+      <w:r>
+        <w:rPr>
+          <w:sz w:val="22"/>
+          <w:szCs w:val="22"/>
+        </w:rPr>
+        <w:t xml:space="preserve">- HSTS 头部（max-age=31536000）</w:t>
+      </w:r>
+    </w:p>
+    <w:p>
+      <w:pPr>
+        <w:spacing w:after="80"/>
+      </w:pPr>
+      <w:r>
+        <w:rPr>
+          <w:sz w:val="22"/>
+          <w:szCs w:val="22"/>
+        </w:rPr>
+        <w:t xml:space="preserve">- 禁止 HTTP 回退</w:t>
+      </w:r>
+    </w:p>
+    <w:p>
+      <w:pPr>
+        <w:spacing w:after="80"/>
+      </w:pPr>
+      <w:r>
+        <w:rPr>
+          <w:sz w:val="22"/>
+          <w:szCs w:val="22"/>
+        </w:rPr>
+        <w:t xml:space="preserve"/>
+      </w:r>
+    </w:p>
+    <w:p>
+      <w:pPr>
+        <w:spacing w:after="80"/>
+      </w:pPr>
+      <w:r>
+        <w:rPr>
+          <w:sz w:val="22"/>
+          <w:szCs w:val="22"/>
+        </w:rPr>
+        <w:t xml:space="preserve">存储加密：</w:t>
+      </w:r>
+    </w:p>
+    <w:p>
+      <w:pPr>
+        <w:spacing w:after="80"/>
+      </w:pPr>
+      <w:r>
+        <w:rPr>
+          <w:sz w:val="22"/>
+          <w:szCs w:val="22"/>
+        </w:rPr>
+        <w:t xml:space="preserve">- SQLite WAL 模式</w:t>
       </w:r>
     </w:p>
     <w:p>
@@ -268,31 +652,91 @@
           <w:sz w:val="22"/>
           <w:szCs w:val="22"/>
         </w:rPr>
-        <w:t xml:space="preserve">- 审计日志记录所有写操作</w:t>
-      </w:r>
-    </w:p>
-    <w:p>
-      <w:pPr>
-        <w:spacing w:after="80"/>
-      </w:pPr>
-      <w:r>
-        <w:rPr>
-          <w:sz w:val="22"/>
-          <w:szCs w:val="22"/>
-        </w:rPr>
-        <w:t xml:space="preserve">- HTTPS 全站加密</w:t>
-      </w:r>
-    </w:p>
-    <w:p>
-      <w:pPr>
-        <w:spacing w:after="80"/>
-      </w:pPr>
-      <w:r>
-        <w:rPr>
-          <w:sz w:val="22"/>
-          <w:szCs w:val="22"/>
-        </w:rPr>
-        <w:t xml:space="preserve">- CSP 策略限制脚本来源</w:t>
+        <w:t xml:space="preserve">- OAuth Token 加密存储</w:t>
+      </w:r>
+    </w:p>
+    <w:p>
+      <w:pPr>
+        <w:spacing w:after="80"/>
+      </w:pPr>
+      <w:r>
+        <w:rPr>
+          <w:sz w:val="22"/>
+          <w:szCs w:val="22"/>
+        </w:rPr>
+        <w:t xml:space="preserve"/>
+      </w:r>
+    </w:p>
+    <w:p>
+      <w:pPr>
+        <w:spacing w:after="80"/>
+      </w:pPr>
+      <w:r>
+        <w:rPr>
+          <w:sz w:val="22"/>
+          <w:szCs w:val="22"/>
+        </w:rPr>
+        <w:t xml:space="preserve">访问控制：</w:t>
+      </w:r>
+    </w:p>
+    <w:p>
+      <w:pPr>
+        <w:spacing w:after="80"/>
+      </w:pPr>
+      <w:r>
+        <w:rPr>
+          <w:sz w:val="22"/>
+          <w:szCs w:val="22"/>
+        </w:rPr>
+        <w:t xml:space="preserve">- OAuth2 认证（Microsoft + GitHub）</w:t>
+      </w:r>
+    </w:p>
+    <w:p>
+      <w:pPr>
+        <w:spacing w:after="80"/>
+      </w:pPr>
+      <w:r>
+        <w:rPr>
+          <w:sz w:val="22"/>
+          <w:szCs w:val="22"/>
+        </w:rPr>
+        <w:t xml:space="preserve">- RBAC 角色（Admin / Editor / Viewer）</w:t>
+      </w:r>
+    </w:p>
+    <w:p>
+      <w:pPr>
+        <w:spacing w:after="80"/>
+      </w:pPr>
+      <w:r>
+        <w:rPr>
+          <w:sz w:val="22"/>
+          <w:szCs w:val="22"/>
+        </w:rPr>
+        <w:t xml:space="preserve">- API Key 认证（CLI 工具）</w:t>
+      </w:r>
+    </w:p>
+    <w:p>
+      <w:pPr>
+        <w:spacing w:after="80"/>
+      </w:pPr>
+      <w:r>
+        <w:rPr>
+          <w:sz w:val="22"/>
+          <w:szCs w:val="22"/>
+        </w:rPr>
+        <w:t xml:space="preserve"/>
+      </w:r>
+    </w:p>
+    <w:p>
+      <w:pPr>
+        <w:spacing w:after="80"/>
+      </w:pPr>
+      <w:r>
+        <w:rPr>
+          <w:sz w:val="22"/>
+          <w:szCs w:val="22"/>
+        </w:rPr>
+        <w:t xml:space="preserve">安全防护：</w:t>
       </w:r>
     </w:p>
     <w:p>
@@ -305,6 +749,42 @@
           <w:szCs w:val="22"/>
         </w:rPr>
         <w:t xml:space="preserve">- Rate Limiting（登录 10 次/分钟/IP）</w:t>
+      </w:r>
+    </w:p>
+    <w:p>
+      <w:pPr>
+        <w:spacing w:after="80"/>
+      </w:pPr>
+      <w:r>
+        <w:rPr>
+          <w:sz w:val="22"/>
+          <w:szCs w:val="22"/>
+        </w:rPr>
+        <w:t xml:space="preserve">- CSRF 防护（OAuth2 State 参数 + SameSite Cookie）</w:t>
+      </w:r>
+    </w:p>
+    <w:p>
+      <w:pPr>
+        <w:spacing w:after="80"/>
+      </w:pPr>
+      <w:r>
+        <w:rPr>
+          <w:sz w:val="22"/>
+          <w:szCs w:val="22"/>
+        </w:rPr>
+        <w:t xml:space="preserve">- XSS 防护（HttpOnly Cookie + CSP 策略）</w:t>
+      </w:r>
+    </w:p>
+    <w:p>
+      <w:pPr>
+        <w:spacing w:after="80"/>
+      </w:pPr>
+      <w:r>
+        <w:rPr>
+          <w:sz w:val="22"/>
+          <w:szCs w:val="22"/>
+        </w:rPr>
+        <w:t xml:space="preserve">- SQL 注入防护（参数化查询）</w:t>
       </w:r>
     </w:p>
     <w:p>
@@ -319,56 +799,573 @@
           <w:sz w:val="26"/>
           <w:szCs w:val="26"/>
         </w:rPr>
-        <w:t xml:space="preserve">4. 数据留存与删除</w:t>
-      </w:r>
-    </w:p>
-    <w:p>
-      <w:pPr>
-        <w:spacing w:after="80"/>
-      </w:pPr>
-      <w:r>
-        <w:rPr>
-          <w:sz w:val="22"/>
-          <w:szCs w:val="22"/>
-        </w:rPr>
-        <w:t xml:space="preserve">数据留存政策：</w:t>
-      </w:r>
-    </w:p>
-    <w:p>
-      <w:pPr>
-        <w:spacing w:after="80"/>
-      </w:pPr>
-      <w:r>
-        <w:rPr>
-          <w:sz w:val="22"/>
-          <w:szCs w:val="22"/>
-        </w:rPr>
-        <w:t xml:space="preserve">- 用户数据：用户删除前</w:t>
-      </w:r>
-    </w:p>
-    <w:p>
-      <w:pPr>
-        <w:spacing w:after="80"/>
-      </w:pPr>
-      <w:r>
-        <w:rPr>
-          <w:sz w:val="22"/>
-          <w:szCs w:val="22"/>
-        </w:rPr>
-        <w:t xml:space="preserve">- 日志数据：30 天自动清理</w:t>
-      </w:r>
-    </w:p>
-    <w:p>
-      <w:pPr>
-        <w:spacing w:after="80"/>
-      </w:pPr>
-      <w:r>
-        <w:rPr>
-          <w:sz w:val="22"/>
-          <w:szCs w:val="22"/>
-        </w:rPr>
-        <w:t xml:space="preserve">- 审计日志：1 年</w:t>
-      </w:r>
+        <w:t xml:space="preserve">4. 数据留存政策</w:t>
+      </w:r>
+    </w:p>
+    <w:tbl>
+      <w:tblPr>
+        <w:tblW w:type="dxa" w:w="9000"/>
+        <w:tblBorders>
+          <w:top w:val="single" w:color="auto" w:sz="4"/>
+          <w:left w:val="single" w:color="auto" w:sz="4"/>
+          <w:bottom w:val="single" w:color="auto" w:sz="4"/>
+          <w:right w:val="single" w:color="auto" w:sz="4"/>
+          <w:insideH w:val="single" w:color="auto" w:sz="4"/>
+          <w:insideV w:val="single" w:color="auto" w:sz="4"/>
+        </w:tblBorders>
+      </w:tblPr>
+      <w:tblGrid>
+        <w:gridCol w:w="100"/>
+        <w:gridCol w:w="100"/>
+        <w:gridCol w:w="100"/>
+      </w:tblGrid>
+      <w:tr>
+        <w:tc>
+          <w:tcPr>
+            <w:tcW w:type="dxa" w:w="3000"/>
+            <w:tcBorders>
+              <w:top w:val="single" w:color="CCCCCC" w:sz="1"/>
+              <w:left w:val="single" w:color="CCCCCC" w:sz="1"/>
+              <w:bottom w:val="single" w:color="CCCCCC" w:sz="1"/>
+              <w:right w:val="single" w:color="CCCCCC" w:sz="1"/>
+            </w:tcBorders>
+            <w:shd w:color="E2E8F0" w:val="solid"/>
+          </w:tcPr>
+          <w:p>
+            <w:pPr>
+              <w:spacing w:after="40" w:before="40"/>
+            </w:pPr>
+            <w:r>
+              <w:rPr>
+                <w:b/>
+                <w:bCs/>
+                <w:sz w:val="20"/>
+                <w:szCs w:val="20"/>
+              </w:rPr>
+              <w:t xml:space="preserve">数据类型</w:t>
+            </w:r>
+          </w:p>
+        </w:tc>
+        <w:tc>
+          <w:tcPr>
+            <w:tcW w:type="dxa" w:w="3000"/>
+            <w:tcBorders>
+              <w:top w:val="single" w:color="CCCCCC" w:sz="1"/>
+              <w:left w:val="single" w:color="CCCCCC" w:sz="1"/>
+              <w:bottom w:val="single" w:color="CCCCCC" w:sz="1"/>
+              <w:right w:val="single" w:color="CCCCCC" w:sz="1"/>
+            </w:tcBorders>
+            <w:shd w:color="E2E8F0" w:val="solid"/>
+          </w:tcPr>
+          <w:p>
+            <w:pPr>
+              <w:spacing w:after="40" w:before="40"/>
+            </w:pPr>
+            <w:r>
+              <w:rPr>
+                <w:b/>
+                <w:bCs/>
+                <w:sz w:val="20"/>
+                <w:szCs w:val="20"/>
+              </w:rPr>
+              <w:t xml:space="preserve">留存期限</w:t>
+            </w:r>
+          </w:p>
+        </w:tc>
+        <w:tc>
+          <w:tcPr>
+            <w:tcW w:type="dxa" w:w="3000"/>
+            <w:tcBorders>
+              <w:top w:val="single" w:color="CCCCCC" w:sz="1"/>
+              <w:left w:val="single" w:color="CCCCCC" w:sz="1"/>
+              <w:bottom w:val="single" w:color="CCCCCC" w:sz="1"/>
+              <w:right w:val="single" w:color="CCCCCC" w:sz="1"/>
+            </w:tcBorders>
+            <w:shd w:color="E2E8F0" w:val="solid"/>
+          </w:tcPr>
+          <w:p>
+            <w:pPr>
+              <w:spacing w:after="40" w:before="40"/>
+            </w:pPr>
+            <w:r>
+              <w:rPr>
+                <w:b/>
+                <w:bCs/>
+                <w:sz w:val="20"/>
+                <w:szCs w:val="20"/>
+              </w:rPr>
+              <w:t xml:space="preserve">删除方式</w:t>
+            </w:r>
+          </w:p>
+        </w:tc>
+      </w:tr>
+      <w:tr>
+        <w:tc>
+          <w:tcPr>
+            <w:tcW w:type="dxa" w:w="3000"/>
+            <w:tcBorders>
+              <w:top w:val="single" w:color="CCCCCC" w:sz="1"/>
+              <w:left w:val="single" w:color="CCCCCC" w:sz="1"/>
+              <w:bottom w:val="single" w:color="CCCCCC" w:sz="1"/>
+              <w:right w:val="single" w:color="CCCCCC" w:sz="1"/>
+            </w:tcBorders>
+          </w:tcPr>
+          <w:p>
+            <w:pPr>
+              <w:spacing w:after="40" w:before="40"/>
+            </w:pPr>
+            <w:r>
+              <w:rPr>
+                <w:b w:val="false"/>
+                <w:bCs w:val="false"/>
+                <w:sz w:val="20"/>
+                <w:szCs w:val="20"/>
+              </w:rPr>
+              <w:t xml:space="preserve">用户数据</w:t>
+            </w:r>
+          </w:p>
+        </w:tc>
+        <w:tc>
+          <w:tcPr>
+            <w:tcW w:type="dxa" w:w="3000"/>
+            <w:tcBorders>
+              <w:top w:val="single" w:color="CCCCCC" w:sz="1"/>
+              <w:left w:val="single" w:color="CCCCCC" w:sz="1"/>
+              <w:bottom w:val="single" w:color="CCCCCC" w:sz="1"/>
+              <w:right w:val="single" w:color="CCCCCC" w:sz="1"/>
+            </w:tcBorders>
+          </w:tcPr>
+          <w:p>
+            <w:pPr>
+              <w:spacing w:after="40" w:before="40"/>
+            </w:pPr>
+            <w:r>
+              <w:rPr>
+                <w:b w:val="false"/>
+                <w:bCs w:val="false"/>
+                <w:sz w:val="20"/>
+                <w:szCs w:val="20"/>
+              </w:rPr>
+              <w:t xml:space="preserve">用户删除前</w:t>
+            </w:r>
+          </w:p>
+        </w:tc>
+        <w:tc>
+          <w:tcPr>
+            <w:tcW w:type="dxa" w:w="3000"/>
+            <w:tcBorders>
+              <w:top w:val="single" w:color="CCCCCC" w:sz="1"/>
+              <w:left w:val="single" w:color="CCCCCC" w:sz="1"/>
+              <w:bottom w:val="single" w:color="CCCCCC" w:sz="1"/>
+              <w:right w:val="single" w:color="CCCCCC" w:sz="1"/>
+            </w:tcBorders>
+          </w:tcPr>
+          <w:p>
+            <w:pPr>
+              <w:spacing w:after="40" w:before="40"/>
+            </w:pPr>
+            <w:r>
+              <w:rPr>
+                <w:b w:val="false"/>
+                <w:bCs w:val="false"/>
+                <w:sz w:val="20"/>
+                <w:szCs w:val="20"/>
+              </w:rPr>
+              <w:t xml:space="preserve">用户请求删除，72 小时内完成</w:t>
+            </w:r>
+          </w:p>
+        </w:tc>
+      </w:tr>
+      <w:tr>
+        <w:tc>
+          <w:tcPr>
+            <w:tcW w:type="dxa" w:w="3000"/>
+            <w:tcBorders>
+              <w:top w:val="single" w:color="CCCCCC" w:sz="1"/>
+              <w:left w:val="single" w:color="CCCCCC" w:sz="1"/>
+              <w:bottom w:val="single" w:color="CCCCCC" w:sz="1"/>
+              <w:right w:val="single" w:color="CCCCCC" w:sz="1"/>
+            </w:tcBorders>
+          </w:tcPr>
+          <w:p>
+            <w:pPr>
+              <w:spacing w:after="40" w:before="40"/>
+            </w:pPr>
+            <w:r>
+              <w:rPr>
+                <w:b w:val="false"/>
+                <w:bCs w:val="false"/>
+                <w:sz w:val="20"/>
+                <w:szCs w:val="20"/>
+              </w:rPr>
+              <w:t xml:space="preserve">文档内容</w:t>
+            </w:r>
+          </w:p>
+        </w:tc>
+        <w:tc>
+          <w:tcPr>
+            <w:tcW w:type="dxa" w:w="3000"/>
+            <w:tcBorders>
+              <w:top w:val="single" w:color="CCCCCC" w:sz="1"/>
+              <w:left w:val="single" w:color="CCCCCC" w:sz="1"/>
+              <w:bottom w:val="single" w:color="CCCCCC" w:sz="1"/>
+              <w:right w:val="single" w:color="CCCCCC" w:sz="1"/>
+            </w:tcBorders>
+          </w:tcPr>
+          <w:p>
+            <w:pPr>
+              <w:spacing w:after="40" w:before="40"/>
+            </w:pPr>
+            <w:r>
+              <w:rPr>
+                <w:b w:val="false"/>
+                <w:bCs w:val="false"/>
+                <w:sz w:val="20"/>
+                <w:szCs w:val="20"/>
+              </w:rPr>
+              <w:t xml:space="preserve">用户删除前</w:t>
+            </w:r>
+          </w:p>
+        </w:tc>
+        <w:tc>
+          <w:tcPr>
+            <w:tcW w:type="dxa" w:w="3000"/>
+            <w:tcBorders>
+              <w:top w:val="single" w:color="CCCCCC" w:sz="1"/>
+              <w:left w:val="single" w:color="CCCCCC" w:sz="1"/>
+              <w:bottom w:val="single" w:color="CCCCCC" w:sz="1"/>
+              <w:right w:val="single" w:color="CCCCCC" w:sz="1"/>
+            </w:tcBorders>
+          </w:tcPr>
+          <w:p>
+            <w:pPr>
+              <w:spacing w:after="40" w:before="40"/>
+            </w:pPr>
+            <w:r>
+              <w:rPr>
+                <w:b w:val="false"/>
+                <w:bCs w:val="false"/>
+                <w:sz w:val="20"/>
+                <w:szCs w:val="20"/>
+              </w:rPr>
+              <w:t xml:space="preserve">用户请求删除，72 小时内完成</w:t>
+            </w:r>
+          </w:p>
+        </w:tc>
+      </w:tr>
+      <w:tr>
+        <w:tc>
+          <w:tcPr>
+            <w:tcW w:type="dxa" w:w="3000"/>
+            <w:tcBorders>
+              <w:top w:val="single" w:color="CCCCCC" w:sz="1"/>
+              <w:left w:val="single" w:color="CCCCCC" w:sz="1"/>
+              <w:bottom w:val="single" w:color="CCCCCC" w:sz="1"/>
+              <w:right w:val="single" w:color="CCCCCC" w:sz="1"/>
+            </w:tcBorders>
+          </w:tcPr>
+          <w:p>
+            <w:pPr>
+              <w:spacing w:after="40" w:before="40"/>
+            </w:pPr>
+            <w:r>
+              <w:rPr>
+                <w:b w:val="false"/>
+                <w:bCs w:val="false"/>
+                <w:sz w:val="20"/>
+                <w:szCs w:val="20"/>
+              </w:rPr>
+              <w:t xml:space="preserve">知识库数据</w:t>
+            </w:r>
+          </w:p>
+        </w:tc>
+        <w:tc>
+          <w:tcPr>
+            <w:tcW w:type="dxa" w:w="3000"/>
+            <w:tcBorders>
+              <w:top w:val="single" w:color="CCCCCC" w:sz="1"/>
+              <w:left w:val="single" w:color="CCCCCC" w:sz="1"/>
+              <w:bottom w:val="single" w:color="CCCCCC" w:sz="1"/>
+              <w:right w:val="single" w:color="CCCCCC" w:sz="1"/>
+            </w:tcBorders>
+          </w:tcPr>
+          <w:p>
+            <w:pPr>
+              <w:spacing w:after="40" w:before="40"/>
+            </w:pPr>
+            <w:r>
+              <w:rPr>
+                <w:b w:val="false"/>
+                <w:bCs w:val="false"/>
+                <w:sz w:val="20"/>
+                <w:szCs w:val="20"/>
+              </w:rPr>
+              <w:t xml:space="preserve">用户删除前</w:t>
+            </w:r>
+          </w:p>
+        </w:tc>
+        <w:tc>
+          <w:tcPr>
+            <w:tcW w:type="dxa" w:w="3000"/>
+            <w:tcBorders>
+              <w:top w:val="single" w:color="CCCCCC" w:sz="1"/>
+              <w:left w:val="single" w:color="CCCCCC" w:sz="1"/>
+              <w:bottom w:val="single" w:color="CCCCCC" w:sz="1"/>
+              <w:right w:val="single" w:color="CCCCCC" w:sz="1"/>
+            </w:tcBorders>
+          </w:tcPr>
+          <w:p>
+            <w:pPr>
+              <w:spacing w:after="40" w:before="40"/>
+            </w:pPr>
+            <w:r>
+              <w:rPr>
+                <w:b w:val="false"/>
+                <w:bCs w:val="false"/>
+                <w:sz w:val="20"/>
+                <w:szCs w:val="20"/>
+              </w:rPr>
+              <w:t xml:space="preserve">用户请求删除，72 小时内完成</w:t>
+            </w:r>
+          </w:p>
+        </w:tc>
+      </w:tr>
+      <w:tr>
+        <w:tc>
+          <w:tcPr>
+            <w:tcW w:type="dxa" w:w="3000"/>
+            <w:tcBorders>
+              <w:top w:val="single" w:color="CCCCCC" w:sz="1"/>
+              <w:left w:val="single" w:color="CCCCCC" w:sz="1"/>
+              <w:bottom w:val="single" w:color="CCCCCC" w:sz="1"/>
+              <w:right w:val="single" w:color="CCCCCC" w:sz="1"/>
+            </w:tcBorders>
+          </w:tcPr>
+          <w:p>
+            <w:pPr>
+              <w:spacing w:after="40" w:before="40"/>
+            </w:pPr>
+            <w:r>
+              <w:rPr>
+                <w:b w:val="false"/>
+                <w:bCs w:val="false"/>
+                <w:sz w:val="20"/>
+                <w:szCs w:val="20"/>
+              </w:rPr>
+              <w:t xml:space="preserve">日志数据</w:t>
+            </w:r>
+          </w:p>
+        </w:tc>
+        <w:tc>
+          <w:tcPr>
+            <w:tcW w:type="dxa" w:w="3000"/>
+            <w:tcBorders>
+              <w:top w:val="single" w:color="CCCCCC" w:sz="1"/>
+              <w:left w:val="single" w:color="CCCCCC" w:sz="1"/>
+              <w:bottom w:val="single" w:color="CCCCCC" w:sz="1"/>
+              <w:right w:val="single" w:color="CCCCCC" w:sz="1"/>
+            </w:tcBorders>
+          </w:tcPr>
+          <w:p>
+            <w:pPr>
+              <w:spacing w:after="40" w:before="40"/>
+            </w:pPr>
+            <w:r>
+              <w:rPr>
+                <w:b w:val="false"/>
+                <w:bCs w:val="false"/>
+                <w:sz w:val="20"/>
+                <w:szCs w:val="20"/>
+              </w:rPr>
+              <w:t xml:space="preserve">30 天</w:t>
+            </w:r>
+          </w:p>
+        </w:tc>
+        <w:tc>
+          <w:tcPr>
+            <w:tcW w:type="dxa" w:w="3000"/>
+            <w:tcBorders>
+              <w:top w:val="single" w:color="CCCCCC" w:sz="1"/>
+              <w:left w:val="single" w:color="CCCCCC" w:sz="1"/>
+              <w:bottom w:val="single" w:color="CCCCCC" w:sz="1"/>
+              <w:right w:val="single" w:color="CCCCCC" w:sz="1"/>
+            </w:tcBorders>
+          </w:tcPr>
+          <w:p>
+            <w:pPr>
+              <w:spacing w:after="40" w:before="40"/>
+            </w:pPr>
+            <w:r>
+              <w:rPr>
+                <w:b w:val="false"/>
+                <w:bCs w:val="false"/>
+                <w:sz w:val="20"/>
+                <w:szCs w:val="20"/>
+              </w:rPr>
+              <w:t xml:space="preserve">自动清理（cron job）</w:t>
+            </w:r>
+          </w:p>
+        </w:tc>
+      </w:tr>
+      <w:tr>
+        <w:tc>
+          <w:tcPr>
+            <w:tcW w:type="dxa" w:w="3000"/>
+            <w:tcBorders>
+              <w:top w:val="single" w:color="CCCCCC" w:sz="1"/>
+              <w:left w:val="single" w:color="CCCCCC" w:sz="1"/>
+              <w:bottom w:val="single" w:color="CCCCCC" w:sz="1"/>
+              <w:right w:val="single" w:color="CCCCCC" w:sz="1"/>
+            </w:tcBorders>
+          </w:tcPr>
+          <w:p>
+            <w:pPr>
+              <w:spacing w:after="40" w:before="40"/>
+            </w:pPr>
+            <w:r>
+              <w:rPr>
+                <w:b w:val="false"/>
+                <w:bCs w:val="false"/>
+                <w:sz w:val="20"/>
+                <w:szCs w:val="20"/>
+              </w:rPr>
+              <w:t xml:space="preserve">审计日志</w:t>
+            </w:r>
+          </w:p>
+        </w:tc>
+        <w:tc>
+          <w:tcPr>
+            <w:tcW w:type="dxa" w:w="3000"/>
+            <w:tcBorders>
+              <w:top w:val="single" w:color="CCCCCC" w:sz="1"/>
+              <w:left w:val="single" w:color="CCCCCC" w:sz="1"/>
+              <w:bottom w:val="single" w:color="CCCCCC" w:sz="1"/>
+              <w:right w:val="single" w:color="CCCCCC" w:sz="1"/>
+            </w:tcBorders>
+          </w:tcPr>
+          <w:p>
+            <w:pPr>
+              <w:spacing w:after="40" w:before="40"/>
+            </w:pPr>
+            <w:r>
+              <w:rPr>
+                <w:b w:val="false"/>
+                <w:bCs w:val="false"/>
+                <w:sz w:val="20"/>
+                <w:szCs w:val="20"/>
+              </w:rPr>
+              <w:t xml:space="preserve">1 年</w:t>
+            </w:r>
+          </w:p>
+        </w:tc>
+        <w:tc>
+          <w:tcPr>
+            <w:tcW w:type="dxa" w:w="3000"/>
+            <w:tcBorders>
+              <w:top w:val="single" w:color="CCCCCC" w:sz="1"/>
+              <w:left w:val="single" w:color="CCCCCC" w:sz="1"/>
+              <w:bottom w:val="single" w:color="CCCCCC" w:sz="1"/>
+              <w:right w:val="single" w:color="CCCCCC" w:sz="1"/>
+            </w:tcBorders>
+          </w:tcPr>
+          <w:p>
+            <w:pPr>
+              <w:spacing w:after="40" w:before="40"/>
+            </w:pPr>
+            <w:r>
+              <w:rPr>
+                <w:b w:val="false"/>
+                <w:bCs w:val="false"/>
+                <w:sz w:val="20"/>
+                <w:szCs w:val="20"/>
+              </w:rPr>
+              <w:t xml:space="preserve">自动清理（cron job）</w:t>
+            </w:r>
+          </w:p>
+        </w:tc>
+      </w:tr>
+      <w:tr>
+        <w:tc>
+          <w:tcPr>
+            <w:tcW w:type="dxa" w:w="3000"/>
+            <w:tcBorders>
+              <w:top w:val="single" w:color="CCCCCC" w:sz="1"/>
+              <w:left w:val="single" w:color="CCCCCC" w:sz="1"/>
+              <w:bottom w:val="single" w:color="CCCCCC" w:sz="1"/>
+              <w:right w:val="single" w:color="CCCCCC" w:sz="1"/>
+            </w:tcBorders>
+          </w:tcPr>
+          <w:p>
+            <w:pPr>
+              <w:spacing w:after="40" w:before="40"/>
+            </w:pPr>
+            <w:r>
+              <w:rPr>
+                <w:b w:val="false"/>
+                <w:bCs w:val="false"/>
+                <w:sz w:val="20"/>
+                <w:szCs w:val="20"/>
+              </w:rPr>
+              <w:t xml:space="preserve">支付记录</w:t>
+            </w:r>
+          </w:p>
+        </w:tc>
+        <w:tc>
+          <w:tcPr>
+            <w:tcW w:type="dxa" w:w="3000"/>
+            <w:tcBorders>
+              <w:top w:val="single" w:color="CCCCCC" w:sz="1"/>
+              <w:left w:val="single" w:color="CCCCCC" w:sz="1"/>
+              <w:bottom w:val="single" w:color="CCCCCC" w:sz="1"/>
+              <w:right w:val="single" w:color="CCCCCC" w:sz="1"/>
+            </w:tcBorders>
+          </w:tcPr>
+          <w:p>
+            <w:pPr>
+              <w:spacing w:after="40" w:before="40"/>
+            </w:pPr>
+            <w:r>
+              <w:rPr>
+                <w:b w:val="false"/>
+                <w:bCs w:val="false"/>
+                <w:sz w:val="20"/>
+                <w:szCs w:val="20"/>
+              </w:rPr>
+              <w:t xml:space="preserve">7 年</w:t>
+            </w:r>
+          </w:p>
+        </w:tc>
+        <w:tc>
+          <w:tcPr>
+            <w:tcW w:type="dxa" w:w="3000"/>
+            <w:tcBorders>
+              <w:top w:val="single" w:color="CCCCCC" w:sz="1"/>
+              <w:left w:val="single" w:color="CCCCCC" w:sz="1"/>
+              <w:bottom w:val="single" w:color="CCCCCC" w:sz="1"/>
+              <w:right w:val="single" w:color="CCCCCC" w:sz="1"/>
+            </w:tcBorders>
+          </w:tcPr>
+          <w:p>
+            <w:pPr>
+              <w:spacing w:after="40" w:before="40"/>
+            </w:pPr>
+            <w:r>
+              <w:rPr>
+                <w:b w:val="false"/>
+                <w:bCs w:val="false"/>
+                <w:sz w:val="20"/>
+                <w:szCs w:val="20"/>
+              </w:rPr>
+              <w:t xml:space="preserve">税务要求，不可删除</w:t>
+            </w:r>
+          </w:p>
+        </w:tc>
+      </w:tr>
+    </w:tbl>
+    <w:p>
+      <w:pPr>
+        <w:spacing w:after="100"/>
+      </w:pPr>
     </w:p>
     <w:p>
       <w:pPr>
@@ -391,43 +1388,262 @@
           <w:sz w:val="22"/>
           <w:szCs w:val="22"/>
         </w:rPr>
-        <w:t xml:space="preserve">数据删除（Right to Erasure）：</w:t>
-      </w:r>
-    </w:p>
-    <w:p>
-      <w:pPr>
-        <w:spacing w:after="80"/>
-      </w:pPr>
-      <w:r>
-        <w:rPr>
-          <w:sz w:val="22"/>
-          <w:szCs w:val="22"/>
-        </w:rPr>
-        <w:t xml:space="preserve">- 用户可请求删除所有数据</w:t>
-      </w:r>
-    </w:p>
-    <w:p>
-      <w:pPr>
-        <w:spacing w:after="80"/>
-      </w:pPr>
-      <w:r>
-        <w:rPr>
-          <w:sz w:val="22"/>
-          <w:szCs w:val="22"/>
-        </w:rPr>
-        <w:t xml:space="preserve">- 72 小时内完成删除</w:t>
-      </w:r>
-    </w:p>
-    <w:p>
-      <w:pPr>
-        <w:spacing w:after="80"/>
-      </w:pPr>
-      <w:r>
-        <w:rPr>
-          <w:sz w:val="22"/>
-          <w:szCs w:val="22"/>
-        </w:rPr>
-        <w:t xml:space="preserve">- 删除完成后发送确认邮件</w:t>
+        <w:t xml:space="preserve">数据删除流程：</w:t>
+      </w:r>
+    </w:p>
+    <w:p>
+      <w:pPr>
+        <w:spacing w:after="80"/>
+      </w:pPr>
+      <w:r>
+        <w:rPr>
+          <w:sz w:val="22"/>
+          <w:szCs w:val="22"/>
+        </w:rPr>
+        <w:t xml:space="preserve">1. 用户提交删除请求（APP 内或邮件）</w:t>
+      </w:r>
+    </w:p>
+    <w:p>
+      <w:pPr>
+        <w:spacing w:after="80"/>
+      </w:pPr>
+      <w:r>
+        <w:rPr>
+          <w:sz w:val="22"/>
+          <w:szCs w:val="22"/>
+        </w:rPr>
+        <w:t xml:space="preserve">2. 系统标记为待删除（24 小时冷却期）</w:t>
+      </w:r>
+    </w:p>
+    <w:p>
+      <w:pPr>
+        <w:spacing w:after="80"/>
+      </w:pPr>
+      <w:r>
+        <w:rPr>
+          <w:sz w:val="22"/>
+          <w:szCs w:val="22"/>
+        </w:rPr>
+        <w:t xml:space="preserve">3. 冷却期后自动删除所有相关数据</w:t>
+      </w:r>
+    </w:p>
+    <w:p>
+      <w:pPr>
+        <w:spacing w:after="80"/>
+      </w:pPr>
+      <w:r>
+        <w:rPr>
+          <w:sz w:val="22"/>
+          <w:szCs w:val="22"/>
+        </w:rPr>
+        <w:t xml:space="preserve">4. 发送确认邮件给用户</w:t>
+      </w:r>
+    </w:p>
+    <w:p>
+      <w:pPr>
+        <w:spacing w:after="80"/>
+      </w:pPr>
+      <w:r>
+        <w:rPr>
+          <w:sz w:val="22"/>
+          <w:szCs w:val="22"/>
+        </w:rPr>
+        <w:t xml:space="preserve">5. 记录删除操作到审计日志</w:t>
+      </w:r>
+    </w:p>
+    <w:p>
+      <w:pPr>
+        <w:pStyle w:val="Heading2"/>
+        <w:spacing w:after="150" w:before="300"/>
+      </w:pPr>
+      <w:r>
+        <w:rPr>
+          <w:b/>
+          <w:bCs/>
+          <w:sz w:val="26"/>
+          <w:szCs w:val="26"/>
+        </w:rPr>
+        <w:t xml:space="preserve">5. 审计与报告</w:t>
+      </w:r>
+    </w:p>
+    <w:p>
+      <w:pPr>
+        <w:spacing w:after="80"/>
+      </w:pPr>
+      <w:r>
+        <w:rPr>
+          <w:sz w:val="22"/>
+          <w:szCs w:val="22"/>
+        </w:rPr>
+        <w:t xml:space="preserve">审计日志：</w:t>
+      </w:r>
+    </w:p>
+    <w:p>
+      <w:pPr>
+        <w:spacing w:after="80"/>
+      </w:pPr>
+      <w:r>
+        <w:rPr>
+          <w:sz w:val="22"/>
+          <w:szCs w:val="22"/>
+        </w:rPr>
+        <w:t xml:space="preserve">- audit_log 表记录所有写操作（INSERT / UPDATE / DELETE）</w:t>
+      </w:r>
+    </w:p>
+    <w:p>
+      <w:pPr>
+        <w:spacing w:after="80"/>
+      </w:pPr>
+      <w:r>
+        <w:rPr>
+          <w:sz w:val="22"/>
+          <w:szCs w:val="22"/>
+        </w:rPr>
+        <w:t xml:space="preserve">- 日志字段：timestamp、table_name、operation、record_id、old_data、new_data、source</w:t>
+      </w:r>
+    </w:p>
+    <w:p>
+      <w:pPr>
+        <w:spacing w:after="80"/>
+      </w:pPr>
+      <w:r>
+        <w:rPr>
+          <w:sz w:val="22"/>
+          <w:szCs w:val="22"/>
+        </w:rPr>
+        <w:t xml:space="preserve">- 日志保留 1 年</w:t>
+      </w:r>
+    </w:p>
+    <w:p>
+      <w:pPr>
+        <w:spacing w:after="80"/>
+      </w:pPr>
+      <w:r>
+        <w:rPr>
+          <w:sz w:val="22"/>
+          <w:szCs w:val="22"/>
+        </w:rPr>
+        <w:t xml:space="preserve">- 支持导出审计日志（CSV 格式）</w:t>
+      </w:r>
+    </w:p>
+    <w:p>
+      <w:pPr>
+        <w:spacing w:after="80"/>
+      </w:pPr>
+      <w:r>
+        <w:rPr>
+          <w:sz w:val="22"/>
+          <w:szCs w:val="22"/>
+        </w:rPr>
+        <w:t xml:space="preserve"/>
+      </w:r>
+    </w:p>
+    <w:p>
+      <w:pPr>
+        <w:spacing w:after="80"/>
+      </w:pPr>
+      <w:r>
+        <w:rPr>
+          <w:sz w:val="22"/>
+          <w:szCs w:val="22"/>
+        </w:rPr>
+        <w:t xml:space="preserve">季度安全审计：</w:t>
+      </w:r>
+    </w:p>
+    <w:p>
+      <w:pPr>
+        <w:spacing w:after="80"/>
+      </w:pPr>
+      <w:r>
+        <w:rPr>
+          <w:sz w:val="22"/>
+          <w:szCs w:val="22"/>
+        </w:rPr>
+        <w:t xml:space="preserve">- 每季度进行一次安全审计</w:t>
+      </w:r>
+    </w:p>
+    <w:p>
+      <w:pPr>
+        <w:spacing w:after="80"/>
+      </w:pPr>
+      <w:r>
+        <w:rPr>
+          <w:sz w:val="22"/>
+          <w:szCs w:val="22"/>
+        </w:rPr>
+        <w:t xml:space="preserve">- 审计内容：访问日志、异常行为、安全事件</w:t>
+      </w:r>
+    </w:p>
+    <w:p>
+      <w:pPr>
+        <w:spacing w:after="80"/>
+      </w:pPr>
+      <w:r>
+        <w:rPr>
+          <w:sz w:val="22"/>
+          <w:szCs w:val="22"/>
+        </w:rPr>
+        <w:t xml:space="preserve">- 审计报告提交给管理层</w:t>
+      </w:r>
+    </w:p>
+    <w:p>
+      <w:pPr>
+        <w:spacing w:after="80"/>
+      </w:pPr>
+      <w:r>
+        <w:rPr>
+          <w:sz w:val="22"/>
+          <w:szCs w:val="22"/>
+        </w:rPr>
+        <w:t xml:space="preserve"/>
+      </w:r>
+    </w:p>
+    <w:p>
+      <w:pPr>
+        <w:spacing w:after="80"/>
+      </w:pPr>
+      <w:r>
+        <w:rPr>
+          <w:sz w:val="22"/>
+          <w:szCs w:val="22"/>
+        </w:rPr>
+        <w:t xml:space="preserve">渗透测试：</w:t>
+      </w:r>
+    </w:p>
+    <w:p>
+      <w:pPr>
+        <w:spacing w:after="80"/>
+      </w:pPr>
+      <w:r>
+        <w:rPr>
+          <w:sz w:val="22"/>
+          <w:szCs w:val="22"/>
+        </w:rPr>
+        <w:t xml:space="preserve">- 每年进行一次渗透测试</w:t>
+      </w:r>
+    </w:p>
+    <w:p>
+      <w:pPr>
+        <w:spacing w:after="80"/>
+      </w:pPr>
+      <w:r>
+        <w:rPr>
+          <w:sz w:val="22"/>
+          <w:szCs w:val="22"/>
+        </w:rPr>
+        <w:t xml:space="preserve">- 测试内容：OWASP Top 10、认证绕过、数据泄露</w:t>
+      </w:r>
+    </w:p>
+    <w:p>
+      <w:pPr>
+        <w:spacing w:after="80"/>
+      </w:pPr>
+      <w:r>
+        <w:rPr>
+          <w:sz w:val="22"/>
+          <w:szCs w:val="22"/>
+        </w:rPr>
+        <w:t xml:space="preserve">- 测试报告提交给合规团队</w:t>
       </w:r>
     </w:p>
     <w:sectPr>
